--- a/docs/legal/review-2026-06-16/revised-lolo-care-inc/Legal/DRAFTS/Stocks/02-board-consent-initial-founder-share-issuance.docx
+++ b/docs/legal/review-2026-06-16/revised-lolo-care-inc/Legal/DRAFTS/Stocks/02-board-consent-initial-founder-share-issuance.docx
@@ -22,12 +22,12 @@
         <w:jc w:val="center"/>
       </w:pPr>
       <w:r>
-        <w:t>LoLo Care Inc</w:t>
+        <w:t>Lolo Care, Inc.</w:t>
       </w:r>
     </w:p>
     <w:p>
       <w:r>
-        <w:t>The undersigned, being all of the members of the board of directors (the "Board") of LoLo Care Inc, a Delaware corporation (the "Company"), hereby adopt the following resolutions by written consent as of [DATE], pursuant to the Delaware General Corporation Law and the Company's certificate of incorporation and bylaws.</w:t>
+        <w:t>The undersigned, being all of the members of the board of directors (the "Board") of Lolo Care, Inc., a Delaware corporation (the "Company"), hereby adopt the following resolutions by written consent as of [DATE], pursuant to the Delaware General Corporation Law and the Company's certificate of incorporation and bylaws.</w:t>
       </w:r>
     </w:p>
     <w:p>
@@ -40,12 +40,12 @@
     </w:p>
     <w:p>
       <w:r>
-        <w:t>WHEREAS, the Company's certificate of incorporation authorizes the Company to issue 10,000,000 shares of Common Stock, par value $[PAR VALUE] per share;</w:t>
+        <w:t>WHEREAS, the Company's certificate of incorporation authorizes the Company to issue 10,000,000 shares of Common Stock, par value $0.00001 per share;</w:t>
       </w:r>
     </w:p>
     <w:p>
       <w:r>
-        <w:t>WHEREAS, the Board desires to approve the initial issuance of founder Common Stock to Charles Petrini Poli and Thibaud Peverelli;</w:t>
+        <w:t>WHEREAS, the Board desires to approve the initial issuance of founder Common Stock to Charles Petrini-Poli and Thibaud Peverelli;</w:t>
       </w:r>
     </w:p>
     <w:p>
@@ -148,7 +148,7 @@
           </w:tcPr>
           <w:p>
             <w:r>
-              <w:t>Charles Petrini Poli</w:t>
+              <w:t>Charles Petrini-Poli</w:t>
             </w:r>
           </w:p>
         </w:tc>
@@ -178,7 +178,7 @@
           </w:tcPr>
           <w:p>
             <w:r>
-              <w:t>$[PRICE PER SHARE]</w:t>
+              <w:t>$0.00001</w:t>
             </w:r>
           </w:p>
         </w:tc>
@@ -188,7 +188,7 @@
           </w:tcPr>
           <w:p>
             <w:r>
-              <w:t>$[CHARLES TOTAL PURCHASE PRICE]</w:t>
+              <w:t>$50.00</w:t>
             </w:r>
           </w:p>
         </w:tc>
@@ -230,7 +230,7 @@
           </w:tcPr>
           <w:p>
             <w:r>
-              <w:t>$[PRICE PER SHARE]</w:t>
+              <w:t>$0.00001</w:t>
             </w:r>
           </w:p>
         </w:tc>
@@ -240,7 +240,7 @@
           </w:tcPr>
           <w:p>
             <w:r>
-              <w:t>$[THIBAUD TOTAL PURCHASE PRICE]</w:t>
+              <w:t>$30.00</w:t>
             </w:r>
           </w:p>
         </w:tc>
@@ -248,12 +248,12 @@
     </w:tbl>
     <w:p>
       <w:r>
-        <w:t>RESOLVED FURTHER, that the shares issued to Charles Petrini Poli and Thibaud Peverelli shall be fully vested upon issuance and shall not be subject to any company repurchase right, forfeiture provision, reverse vesting schedule, or similar restriction based on continued service under the Founder Restricted Stock Purchase Agreements;</w:t>
+        <w:t>RESOLVED FURTHER, that the shares issued to Charles Petrini-Poli and Thibaud Peverelli shall be fully vested upon issuance and shall not be subject to any company repurchase right, forfeiture provision, reverse vesting schedule, or similar restriction based on continued service under the Founder Restricted Stock Purchase Agreements;</w:t>
       </w:r>
     </w:p>
     <w:p>
       <w:r>
-        <w:t>RESOLVED FURTHER, that the officers of the Company are authorized and directed to cause the Company to enter into the Founder Restricted Stock Purchase Agreements with Charles Petrini Poli and Thibaud Peverelli in substantially the forms attached as Exhibit A and Exhibit B, with such changes as the officer executing the agreements may approve;</w:t>
+        <w:t>RESOLVED FURTHER, that the officers of the Company are authorized and directed to cause the Company to enter into the Founder Restricted Stock Purchase Agreements with Charles Petrini-Poli and Thibaud Peverelli in substantially the forms attached as Exhibit A and Exhibit B, with such changes as the officer executing the agreements may approve;</w:t>
       </w:r>
     </w:p>
     <w:p>
@@ -371,7 +371,7 @@
           </w:tcPr>
           <w:p>
             <w:r>
-              <w:t>Charles Petrini Poli</w:t>
+              <w:t>Charles Petrini-Poli</w:t>
             </w:r>
           </w:p>
         </w:tc>
@@ -607,7 +607,7 @@
     </w:p>
     <w:p>
       <w:r>
-        <w:t>Founder Restricted Stock Purchase Agreement - Charles Petrini Poli</w:t>
+        <w:t>Founder Restricted Stock Purchase Agreement - Charles Petrini-Poli</w:t>
       </w:r>
     </w:p>
     <w:p>
